--- a/pr-preview/pr-65/vignettes/quarto_vignette.docx
+++ b/pr-preview/pr-65/vignettes/quarto_vignette.docx
@@ -1361,7 +1361,7 @@
         <w:pStyle w:val="FirstParagraph"/>
       </w:pPr>
       <w:r>
-        <w:t xml:space="preserve">Quarto vignettes provide a modern, feature-rich way to document R packages. They integrate seamlessly with pkgdown and offer enhanced capabilities for technical documentation.</w:t>
+        <w:t xml:space="preserve">Quarto vignettes provide a modern, feature-rich way to document R packages. They integrate seamlessly with documentation systems and offer enhanced capabilities for technical documentation.</w:t>
       </w:r>
     </w:p>
     <w:bookmarkEnd w:id="39"/>
